--- a/content/articles/HairProVoices_How-Do-K-Pop-Idols-Keep-Their-Hair-Looking-Healthy-Through-So-Many-Changes?_2026-09-06.docx
+++ b/content/articles/HairProVoices_How-Do-K-Pop-Idols-Keep-Their-Hair-Looking-Healthy-Through-So-Many-Changes?_2026-09-06.docx
@@ -88,7 +88,6 @@
           <w:szCs w:val="19"/>
         </w:rPr>
       </w:pPr>
-      <w:proofErr w:type="spellStart"/>
       <w:r>
         <w:rPr>
           <w:rFonts w:cs="Calibri"/>
@@ -98,19 +97,7 @@
           <w:sz w:val="19"/>
           <w:szCs w:val="19"/>
         </w:rPr>
-        <w:t>Date</w:t>
-      </w:r>
-      <w:proofErr w:type="spellEnd"/>
-      <w:r>
-        <w:rPr>
-          <w:rFonts w:cs="Calibri"/>
-          <w:b/>
-          <w:bCs/>
-          <w:color w:val="1F4D78"/>
-          <w:sz w:val="19"/>
-          <w:szCs w:val="19"/>
-        </w:rPr>
-        <w:t xml:space="preserve">: </w:t>
+        <w:t xml:space="preserve">Date: </w:t>
       </w:r>
       <w:r>
         <w:rPr>
@@ -447,10 +434,10 @@
           <w:noProof/>
         </w:rPr>
         <w:drawing>
-          <wp:inline distT="0" distB="0" distL="0" distR="0" wp14:anchorId="702A0AC7" wp14:editId="13BFCFA0">
-            <wp:extent cx="5943600" cy="3897630"/>
-            <wp:effectExtent l="0" t="0" r="0" b="1270"/>
-            <wp:docPr id="1325016607" name="Picture 5"/>
+          <wp:inline distT="0" distB="0" distL="0" distR="0" wp14:anchorId="5968F8B6" wp14:editId="7D495187">
+            <wp:extent cx="5943600" cy="3891915"/>
+            <wp:effectExtent l="0" t="0" r="0" b="0"/>
+            <wp:docPr id="1281805786" name="Picture 1"/>
             <wp:cNvGraphicFramePr>
               <a:graphicFrameLocks xmlns:a="http://schemas.openxmlformats.org/drawingml/2006/main" noChangeAspect="1"/>
             </wp:cNvGraphicFramePr>
@@ -458,7 +445,7 @@
               <a:graphicData uri="http://schemas.openxmlformats.org/drawingml/2006/picture">
                 <pic:pic xmlns:pic="http://schemas.openxmlformats.org/drawingml/2006/picture">
                   <pic:nvPicPr>
-                    <pic:cNvPr id="1325016607" name="Picture 1325016607"/>
+                    <pic:cNvPr id="1281805786" name="Picture 1281805786"/>
                     <pic:cNvPicPr/>
                   </pic:nvPicPr>
                   <pic:blipFill>
@@ -470,7 +457,7 @@
                   <pic:spPr>
                     <a:xfrm>
                       <a:off x="0" y="0"/>
-                      <a:ext cx="5943600" cy="3897630"/>
+                      <a:ext cx="5943600" cy="3891915"/>
                     </a:xfrm>
                     <a:prstGeom prst="rect">
                       <a:avLst/>
@@ -486,13 +473,7 @@
     <w:p/>
     <w:p>
       <w:r>
-        <w:t>The real answer involves more than shampoo and conditioner.</w:t>
-      </w:r>
-      <w:r>
-        <w:t xml:space="preserve"> </w:t>
-      </w:r>
-      <w:r>
-        <w:t>If you follow K-pop, you have probably noticed something that seems almost impossible.</w:t>
+        <w:t>The real answer involves more than shampoo and conditioner. If you follow K-pop, you have probably noticed something that seems almost impossible.</w:t>
       </w:r>
     </w:p>
     <w:p>
@@ -506,19 +487,7 @@
     </w:p>
     <w:p>
       <w:r>
-        <w:t>So naturally, the question becomes: How is their hair not completely fried?</w:t>
-      </w:r>
-      <w:r>
-        <w:t xml:space="preserve"> </w:t>
-      </w:r>
-      <w:r>
-        <w:t>I wish I could tell you there is one miracle product that makes hair immune to bleach and heat.</w:t>
-      </w:r>
-      <w:r>
-        <w:t xml:space="preserve"> </w:t>
-      </w:r>
-      <w:r>
-        <w:t>There isn't.</w:t>
+        <w:t>So naturally, the question becomes: How is their hair not completely fried? I wish I could tell you there is one miracle product that makes hair immune to bleach and heat. There isn't.</w:t>
       </w:r>
     </w:p>
     <w:p>
@@ -549,24 +518,12 @@
     </w:p>
     <w:p>
       <w:r>
-        <w:t>Let's clear up the biggest misconception first.</w:t>
-      </w:r>
-      <w:r>
-        <w:t xml:space="preserve"> </w:t>
-      </w:r>
-      <w:r>
-        <w:t>Just because an idol's hair looks healthy does not mean it hasn't been damaged.</w:t>
+        <w:t>Let's clear up the biggest misconception first. Just because an idol's hair looks healthy does not mean it hasn't been damaged.</w:t>
       </w:r>
     </w:p>
     <w:p>
       <w:r>
-        <w:t>Bleaching works by opening the hair's cuticle and removing natural pigment from inside the strand. The lighter you need to go, the more aggressive the process generally needs to be.</w:t>
-      </w:r>
-      <w:r>
-        <w:t xml:space="preserve"> </w:t>
-      </w:r>
-      <w:r>
-        <w:t>Repeated bleaching can leave hair more porous, weaker, drier, and more prone to breakage. And once a section of hair has been significantly damaged, no treatment can turn it back into completely untouched virgin hair.</w:t>
+        <w:t>Bleaching works by opening the hair's cuticle and removing natural pigment from inside the strand. The lighter you need to go, the more aggressive the process generally needs to be. Repeated bleaching can leave hair more porous, weaker, drier, and more prone to breakage. And once a section of hair has been significantly damaged, no treatment can turn it back into completely untouched virgin hair.</w:t>
       </w:r>
     </w:p>
     <w:p>
@@ -576,10 +533,7 @@
     </w:p>
     <w:p>
       <w:r>
-        <w:t>In interviews with stylists who work with idols, the emphasis isn't on somehow making bleach harmless. It's on managing the amount of damage and knowing when the hair has reached its limit. Bond-building treatments, color-specific products, and careful maintenance are part of that strategy.</w:t>
-      </w:r>
-      <w:r>
-        <w:t xml:space="preserve"> </w:t>
+        <w:t xml:space="preserve">In interviews with stylists who work with idols, the emphasis isn't on somehow making bleach harmless. It's on managing the amount of damage and knowing when the hair has reached its limit. Bond-building treatments, color-specific products, and careful maintenance are part of that strategy. </w:t>
       </w:r>
       <w:proofErr w:type="gramStart"/>
       <w:r>
@@ -605,13 +559,7 @@
     </w:p>
     <w:p>
       <w:r>
-        <w:t>When your job involves having your hair photographed and filmed constantly, “I'll use conditioner when I remember” isn't really an option.</w:t>
-      </w:r>
-      <w:r>
-        <w:t xml:space="preserve"> </w:t>
-      </w:r>
-      <w:r>
-        <w:t>For heavily processed hair, the goal is usually to maintain as much strength, moisture, smoothness, and elasticity as possible between chemical services.</w:t>
+        <w:t>When your job involves having your hair photographed and filmed constantly, “I'll use conditioner when I remember” isn't really an option. For heavily processed hair, the goal is usually to maintain as much strength, moisture, smoothness, and elasticity as possible between chemical services.</w:t>
       </w:r>
     </w:p>
     <w:p>
@@ -726,27 +674,12 @@
       </w:r>
       <w:proofErr w:type="spellEnd"/>
       <w:r>
-        <w:t xml:space="preserve"> Choi, who has worked with BTS and other celebrity clients, has specifically discussed the importance of leave-in hair essence for damaged hair, recommending frequent application to both wet and dry hair.</w:t>
-      </w:r>
-      <w:r>
-        <w:t xml:space="preserve"> </w:t>
+        <w:t xml:space="preserve"> Choi, who has worked with BTS and other celebrity clients, has specifically discussed the importance of leave-in hair essence for damaged hair, recommending frequent application to both wet and dry hair. </w:t>
       </w:r>
     </w:p>
     <w:p>
       <w:r>
-        <w:t>And that makes sense from a stylist's perspective.</w:t>
-      </w:r>
-      <w:r>
-        <w:t xml:space="preserve"> </w:t>
-      </w:r>
-      <w:r>
-        <w:t>If your hair is being washed, dried, curled, straightened, colored, brushed, and restyled constantly, you can't just wait until it feels terrible before you start taking care of it.</w:t>
-      </w:r>
-      <w:r>
-        <w:t xml:space="preserve"> </w:t>
-      </w:r>
-      <w:r>
-        <w:t xml:space="preserve">Maintenance </w:t>
+        <w:t xml:space="preserve">And that makes sense from a stylist's perspective. If your hair is being washed, dried, curled, straightened, colored, brushed, and restyled constantly, you can't just wait until it feels terrible before you start taking care of it. Maintenance </w:t>
       </w:r>
       <w:proofErr w:type="gramStart"/>
       <w:r>
@@ -1020,13 +953,7 @@
     </w:p>
     <w:p>
       <w:r>
-        <w:t>The important part is not owning all three.</w:t>
-      </w:r>
-      <w:r>
-        <w:t xml:space="preserve"> </w:t>
-      </w:r>
-      <w:r>
-        <w:t xml:space="preserve">Pick products based on what your hair </w:t>
+        <w:t xml:space="preserve">The important part is not owning all three. Pick products based on what your hair </w:t>
       </w:r>
       <w:proofErr w:type="gramStart"/>
       <w:r>
@@ -1057,80 +984,28 @@
     </w:p>
     <w:p>
       <w:r>
-        <w:t>This is the part people often forget.</w:t>
-      </w:r>
-      <w:r>
-        <w:t xml:space="preserve"> </w:t>
-      </w:r>
-      <w:r>
-        <w:t>Extensions aren't only about making hair longer.</w:t>
-      </w:r>
-      <w:r>
-        <w:t xml:space="preserve"> </w:t>
-      </w:r>
-      <w:r>
-        <w:t>They can also completely change the look of an idol without requiring their natural hair to undergo another major chemical transformation.</w:t>
+        <w:t>This is the part people often forget. Extensions aren't only about making hair longer. They can also completely change the look of an idol without requiring their natural hair to undergo another major chemical transformation.</w:t>
       </w:r>
     </w:p>
     <w:p>
       <w:r>
-        <w:t>Want waist-length hair for one performance?</w:t>
-      </w:r>
-      <w:r>
-        <w:t xml:space="preserve"> </w:t>
-      </w:r>
-      <w:proofErr w:type="gramStart"/>
-      <w:r>
-        <w:t>Extensions</w:t>
-      </w:r>
-      <w:proofErr w:type="gramEnd"/>
-      <w:r>
-        <w:t>.</w:t>
+        <w:t>Want waist-length hair for one performance? Extensions.</w:t>
       </w:r>
     </w:p>
     <w:p>
       <w:r>
         <w:lastRenderedPageBreak/>
-        <w:t>Want dramatically thicker hair?</w:t>
-      </w:r>
-      <w:r>
-        <w:t xml:space="preserve"> </w:t>
-      </w:r>
-      <w:proofErr w:type="gramStart"/>
-      <w:r>
-        <w:t>Extensions</w:t>
-      </w:r>
-      <w:proofErr w:type="gramEnd"/>
-      <w:r>
-        <w:t>.</w:t>
+        <w:t>Want dramatically thicker hair? Extensions.</w:t>
       </w:r>
     </w:p>
     <w:p>
       <w:r>
-        <w:t>Want a completely different silhouette?</w:t>
-      </w:r>
-      <w:r>
-        <w:t xml:space="preserve"> </w:t>
-      </w:r>
-      <w:r>
-        <w:t>Extensions.</w:t>
+        <w:t>Want a completely different silhouette? Extensions.</w:t>
       </w:r>
     </w:p>
     <w:p>
       <w:r>
-        <w:t>Want to add color without bleaching every strand of your natural hair?</w:t>
-      </w:r>
-      <w:r>
-        <w:t xml:space="preserve"> </w:t>
-      </w:r>
-      <w:r>
-        <w:t>You guessed it.</w:t>
-      </w:r>
-      <w:r>
-        <w:t xml:space="preserve"> </w:t>
-      </w:r>
-      <w:r>
-        <w:t>Extensions.</w:t>
+        <w:t>Want to add color without bleaching every strand of your natural hair? You guessed it. Extensions.</w:t>
       </w:r>
     </w:p>
     <w:p>
@@ -1140,19 +1015,7 @@
     </w:p>
     <w:p>
       <w:r>
-        <w:t>This is one of the biggest differences between an everyday hair routine and celebrity styling.</w:t>
-      </w:r>
-      <w:r>
-        <w:t xml:space="preserve"> </w:t>
-      </w:r>
-      <w:r>
-        <w:t>If a stylist has access to custom-made pieces and professional extension techniques, they have more options than simply reaching for the bleach.</w:t>
-      </w:r>
-      <w:r>
-        <w:t xml:space="preserve"> </w:t>
-      </w:r>
-      <w:r>
-        <w:t>But there is an important warning here.</w:t>
+        <w:t>This is one of the biggest differences between an everyday hair routine and celebrity styling. If a stylist has access to custom-made pieces and professional extension techniques, they have more options than simply reaching for the bleach. But there is an important warning here.</w:t>
       </w:r>
     </w:p>
     <w:p>
@@ -1165,19 +1028,7 @@
     </w:p>
     <w:p>
       <w:r>
-        <w:t>I see this misconception all the time.</w:t>
-      </w:r>
-      <w:r>
-        <w:t xml:space="preserve"> </w:t>
-      </w:r>
-      <w:r>
-        <w:t>People assume that because extensions aren't chemically processing the hair, they can't cause damage.</w:t>
-      </w:r>
-      <w:r>
-        <w:t xml:space="preserve"> </w:t>
-      </w:r>
-      <w:r>
-        <w:t>That's not true.</w:t>
+        <w:t>I see this misconception all the time. People assume that because extensions aren't chemically processing the hair, they can't cause damage. That's not true.</w:t>
       </w:r>
     </w:p>
     <w:p>
@@ -1197,13 +1048,7 @@
       </w:r>
       <w:proofErr w:type="gramEnd"/>
       <w:r>
-        <w:t xml:space="preserve"> if your extensions give you a headache, that isn't something you should “get used to.”</w:t>
-      </w:r>
-      <w:r>
-        <w:t xml:space="preserve"> </w:t>
-      </w:r>
-      <w:r>
-        <w:t>Pain is a sign that the installation may be putting too much tension on your hair.</w:t>
+        <w:t xml:space="preserve"> if your extensions give you a headache, that isn't something you should “get used to.” Pain is a sign that the installation may be putting too much tension on your hair.</w:t>
       </w:r>
     </w:p>
     <w:p>
@@ -1216,46 +1061,22 @@
     </w:p>
     <w:p>
       <w:r>
-        <w:t>Here's another secret behind dramatic transformations:</w:t>
-      </w:r>
-      <w:r>
-        <w:t xml:space="preserve"> </w:t>
-      </w:r>
-      <w:r>
-        <w:t>You don't always need to transform the hair at all.</w:t>
+        <w:t>Here's another secret behind dramatic transformations: You don't always need to transform the hair at all.</w:t>
       </w:r>
     </w:p>
     <w:p>
       <w:r>
-        <w:t>Wigs can give stylists almost unlimited freedom without requiring the client's natural hair to undergo another round of bleach, color, cutting, or heat styling.</w:t>
-      </w:r>
-      <w:r>
-        <w:t xml:space="preserve"> </w:t>
-      </w:r>
-      <w:r>
-        <w:t>Think about what that means.</w:t>
+        <w:t>Wigs can give stylists almost unlimited freedom without requiring the client's natural hair to undergo another round of bleach, color, cutting, or heat styling. Think about what that means.</w:t>
       </w:r>
     </w:p>
     <w:p>
       <w:r>
-        <w:t>If an idol has spent months growing their hair out, but the next concept calls for a short platinum bob, cutting and bleaching their actual hair would be an enormous commitment.</w:t>
-      </w:r>
-      <w:r>
-        <w:t xml:space="preserve"> </w:t>
-      </w:r>
-      <w:r>
-        <w:t>A wig can create that look for the camera and come off when the shoot is over.</w:t>
+        <w:t>If an idol has spent months growing their hair out, but the next concept calls for a short platinum bob, cutting and bleaching their actual hair would be an enormous commitment. A wig can create that look for the camera and come off when the shoot is over.</w:t>
       </w:r>
     </w:p>
     <w:p>
       <w:r>
-        <w:t>The same goes for extreme colors.</w:t>
-      </w:r>
-      <w:r>
-        <w:t xml:space="preserve"> </w:t>
-      </w:r>
-      <w:r>
-        <w:t>A wig can allow a stylist to experiment with shades that would otherwise require significant chemical processing.</w:t>
+        <w:t>The same goes for extreme colors. A wig can allow a stylist to experiment with shades that would otherwise require significant chemical processing.</w:t>
       </w:r>
     </w:p>
     <w:p>
@@ -1279,13 +1100,7 @@
       </w:r>
       <w:proofErr w:type="gramEnd"/>
       <w:r>
-        <w:t xml:space="preserve"> the next time you see an idol go from brunette to neon pink seemingly overnight, don't immediately assume they sat through another four-hour bleaching appointment.</w:t>
-      </w:r>
-      <w:r>
-        <w:t xml:space="preserve"> </w:t>
-      </w:r>
-      <w:r>
-        <w:t>Sometimes the smartest hair transformation is the one that never touches the natural hair.</w:t>
+        <w:t xml:space="preserve"> the next time you see an idol go from brunette to neon pink seemingly overnight, don't immediately assume they sat through another four-hour bleaching appointment. Sometimes the smartest hair transformation is the one that never touches the natural hair.</w:t>
       </w:r>
     </w:p>
     <w:p>
@@ -1298,13 +1113,7 @@
     </w:p>
     <w:p>
       <w:r>
-        <w:t>There is another trick that is much less glamorous but arguably more important.</w:t>
-      </w:r>
-      <w:r>
-        <w:t xml:space="preserve"> </w:t>
-      </w:r>
-      <w:r>
-        <w:t>Not every color change requires starting from scratch.</w:t>
+        <w:t>There is another trick that is much less glamorous but arguably more important. Not every color change requires starting from scratch.</w:t>
       </w:r>
       <w:r>
         <w:t xml:space="preserve"> </w:t>
@@ -1320,19 +1129,7 @@
     </w:p>
     <w:p>
       <w:r>
-        <w:t>This is something I wish more people understood about hair color.</w:t>
-      </w:r>
-      <w:r>
-        <w:t xml:space="preserve"> </w:t>
-      </w:r>
-      <w:r>
-        <w:t>If you bleach your hair once and then spend the next several months maintaining the color properly, that is very different from repeatedly bleaching the entire head.</w:t>
-      </w:r>
-      <w:r>
-        <w:t xml:space="preserve"> </w:t>
-      </w:r>
-      <w:r>
-        <w:t>The healthiest color appointment is often the one where your stylist doesn't touch the parts of your hair that don't need to be touched.</w:t>
+        <w:t>This is something I wish more people understood about hair color. If you bleach your hair once and then spend the next several months maintaining the color properly, that is very different from repeatedly bleaching the entire head. The healthiest color appointment is often the one where your stylist doesn't touch the parts of your hair that don't need to be touched.</w:t>
       </w:r>
     </w:p>
     <w:p>
@@ -1345,19 +1142,7 @@
     </w:p>
     <w:p>
       <w:r>
-        <w:t>After all of this, I think the biggest misconception is that K-pop idols have somehow discovered a way to make damaged hair healthy again.</w:t>
-      </w:r>
-      <w:r>
-        <w:t xml:space="preserve"> </w:t>
-      </w:r>
-      <w:r>
-        <w:t>They haven't.</w:t>
-      </w:r>
-      <w:r>
-        <w:t xml:space="preserve"> </w:t>
-      </w:r>
-      <w:r>
-        <w:t>What they have is access to a team that understands how to manage damage before it gets out of control.</w:t>
+        <w:t>After all of this, I think the biggest misconception is that K-pop idols have somehow discovered a way to make damaged hair healthy again. They haven't. What they have is access to a team that understands how to manage damage before it gets out of control.</w:t>
       </w:r>
     </w:p>
     <w:p>
@@ -1464,13 +1249,7 @@
     <w:p>
       <w:r>
         <w:lastRenderedPageBreak/>
-        <w:t>And sometimes, despite all of that, the hair still gets damaged.</w:t>
-      </w:r>
-      <w:r>
-        <w:t xml:space="preserve"> </w:t>
-      </w:r>
-      <w:r>
-        <w:t>We've seen idols openly show breakage and compromised hair, too. The glossy stage image shouldn't convince you that bleach, heat, and constant styling somehow stopped affecting the hair underneath.</w:t>
+        <w:t>And sometimes, despite all of that, the hair still gets damaged. We've seen idols openly show breakage and compromised hair, too. The glossy stage image shouldn't convince you that bleach, heat, and constant styling somehow stopped affecting the hair underneath.</w:t>
       </w:r>
     </w:p>
     <w:p>
@@ -1483,65 +1262,17 @@
     </w:p>
     <w:p>
       <w:r>
-        <w:t>I love a dramatic hair transformation as much as anyone.</w:t>
-      </w:r>
-      <w:r>
-        <w:t xml:space="preserve"> </w:t>
-      </w:r>
-      <w:r>
-        <w:t>But if there's one thing I would steal from the K-pop hair world, it wouldn't be a particular shampoo or a secret Korean treatment.</w:t>
-      </w:r>
-      <w:r>
-        <w:t xml:space="preserve"> </w:t>
-      </w:r>
-      <w:r>
-        <w:t>It would be the strategy.</w:t>
+        <w:t>I love a dramatic hair transformation as much as anyone. But if there's one thing I would steal from the K-pop hair world, it wouldn't be a particular shampoo or a secret Korean treatment. It would be the strategy.</w:t>
       </w:r>
     </w:p>
     <w:p>
       <w:r>
-        <w:t>You don't need to put your natural hair through every trend.</w:t>
-      </w:r>
-      <w:r>
-        <w:t xml:space="preserve"> </w:t>
-      </w:r>
-      <w:r>
-        <w:t>If you want pink hair, maybe you don't need to bleach your entire head.</w:t>
-      </w:r>
-      <w:r>
-        <w:t xml:space="preserve"> </w:t>
-      </w:r>
-      <w:r>
-        <w:t>If you want length, maybe extensions make more sense than waiting two years to grow it.</w:t>
-      </w:r>
-      <w:r>
-        <w:t xml:space="preserve"> </w:t>
-      </w:r>
-      <w:r>
-        <w:t>If your hair is already compromised, maybe a wig is better than another chemical service.</w:t>
-      </w:r>
-      <w:r>
-        <w:t xml:space="preserve"> </w:t>
-      </w:r>
-      <w:r>
-        <w:t>And if your ends are breaking, another bottle of “repair” serum isn't going to make them virgin hair again.</w:t>
+        <w:t>You don't need to put your natural hair through every trend. If you want pink hair, maybe you don't need to bleach your entire head. If you want length, maybe extensions make more sense than waiting two years to grow it. If your hair is already compromised, maybe a wig is better than another chemical service. And if your ends are breaking, another bottle of “repair” serum isn't going to make them virgin hair again.</w:t>
       </w:r>
     </w:p>
     <w:p>
       <w:r>
-        <w:t>Healthy-looking hair isn't always the result of doing more.</w:t>
-      </w:r>
-      <w:r>
-        <w:t xml:space="preserve"> </w:t>
-      </w:r>
-      <w:r>
-        <w:t>Sometimes it's the result of knowing what not to do to it.</w:t>
-      </w:r>
-      <w:r>
-        <w:t xml:space="preserve"> </w:t>
-      </w:r>
-      <w:r>
-        <w:t>That, more than any celebrity hair product, is probably the real secret behind those impossibly polished K-pop transformations.</w:t>
+        <w:t>Healthy-looking hair isn't always the result of doing more. Sometimes it's the result of knowing what not to do to it. That, more than any celebrity hair product, is probably the real secret behind those impossibly polished K-pop transformations.</w:t>
       </w:r>
       <w:r>
         <w:t xml:space="preserve"> </w:t>

--- a/content/articles/HairProVoices_How-Do-K-Pop-Idols-Keep-Their-Hair-Looking-Healthy-Through-So-Many-Changes?_2026-09-06.docx
+++ b/content/articles/HairProVoices_How-Do-K-Pop-Idols-Keep-Their-Hair-Looking-Healthy-Through-So-Many-Changes?_2026-09-06.docx
@@ -728,9 +728,9 @@
           <w:noProof/>
         </w:rPr>
         <w:drawing>
-          <wp:inline distT="0" distB="0" distL="0" distR="0" wp14:anchorId="6D7286D9" wp14:editId="236F96F3">
-            <wp:extent cx="3808730" cy="3808730"/>
-            <wp:effectExtent l="0" t="0" r="1270" b="1270"/>
+          <wp:inline distT="0" distB="0" distL="0" distR="0" wp14:anchorId="6D7286D9" wp14:editId="3C4AE37B">
+            <wp:extent cx="1810871" cy="1810871"/>
+            <wp:effectExtent l="0" t="0" r="5715" b="5715"/>
             <wp:docPr id="746473104" name="Picture 1" descr="$75.00 · Sephora"/>
             <wp:cNvGraphicFramePr>
               <a:graphicFrameLocks xmlns:a="http://schemas.openxmlformats.org/drawingml/2006/main" noChangeAspect="1"/>
@@ -760,7 +760,7 @@
                   <pic:spPr bwMode="auto">
                     <a:xfrm>
                       <a:off x="0" y="0"/>
-                      <a:ext cx="3808730" cy="3808730"/>
+                      <a:ext cx="1815041" cy="1815041"/>
                     </a:xfrm>
                     <a:prstGeom prst="rect">
                       <a:avLst/>
@@ -782,7 +782,6 @@
     </w:p>
     <w:p>
       <w:r>
-        <w:lastRenderedPageBreak/>
         <w:t>K18 Leave-In Molecular Repair Hair Mask is designed specifically for hair affected by bleach, color, chemical services, and heat. It is a particularly interesting option if your biggest concern is breakage rather than simply dryness.</w:t>
       </w:r>
     </w:p>
@@ -798,6 +797,7 @@
     </w:p>
     <w:p>
       <w:r>
+        <w:lastRenderedPageBreak/>
         <w:fldChar w:fldCharType="begin"/>
       </w:r>
       <w:r>
@@ -811,9 +811,9 @@
           <w:noProof/>
         </w:rPr>
         <w:drawing>
-          <wp:inline distT="0" distB="0" distL="0" distR="0" wp14:anchorId="38630AFF" wp14:editId="65E5E90D">
-            <wp:extent cx="4449452" cy="4449452"/>
-            <wp:effectExtent l="0" t="0" r="0" b="0"/>
+          <wp:inline distT="0" distB="0" distL="0" distR="0" wp14:anchorId="38630AFF" wp14:editId="062FA439">
+            <wp:extent cx="1748118" cy="1748118"/>
+            <wp:effectExtent l="0" t="0" r="5080" b="5080"/>
             <wp:docPr id="1891558352" name="Picture 2" descr="$29.97 · Walmart"/>
             <wp:cNvGraphicFramePr>
               <a:graphicFrameLocks xmlns:a="http://schemas.openxmlformats.org/drawingml/2006/main" noChangeAspect="1"/>
@@ -843,7 +843,7 @@
                   <pic:spPr bwMode="auto">
                     <a:xfrm>
                       <a:off x="0" y="0"/>
-                      <a:ext cx="4461650" cy="4461650"/>
+                      <a:ext cx="1762368" cy="1762368"/>
                     </a:xfrm>
                     <a:prstGeom prst="rect">
                       <a:avLst/>
@@ -880,7 +880,6 @@
     </w:p>
     <w:p>
       <w:r>
-        <w:lastRenderedPageBreak/>
         <w:fldChar w:fldCharType="begin"/>
       </w:r>
       <w:r>
@@ -894,8 +893,8 @@
           <w:noProof/>
         </w:rPr>
         <w:drawing>
-          <wp:inline distT="0" distB="0" distL="0" distR="0" wp14:anchorId="29658BEA" wp14:editId="3B397147">
-            <wp:extent cx="4722829" cy="4722829"/>
+          <wp:inline distT="0" distB="0" distL="0" distR="0" wp14:anchorId="29658BEA" wp14:editId="494E0A94">
+            <wp:extent cx="1524000" cy="1524000"/>
             <wp:effectExtent l="0" t="0" r="0" b="0"/>
             <wp:docPr id="619930790" name="Picture 3" descr="$45.00 · Ulta Beauty"/>
             <wp:cNvGraphicFramePr>
@@ -926,7 +925,7 @@
                   <pic:spPr bwMode="auto">
                     <a:xfrm>
                       <a:off x="0" y="0"/>
-                      <a:ext cx="4727075" cy="4727075"/>
+                      <a:ext cx="1539633" cy="1539633"/>
                     </a:xfrm>
                     <a:prstGeom prst="rect">
                       <a:avLst/>
@@ -994,7 +993,6 @@
     </w:p>
     <w:p>
       <w:r>
-        <w:lastRenderedPageBreak/>
         <w:t>Want dramatically thicker hair? Extensions.</w:t>
       </w:r>
     </w:p>
@@ -1005,6 +1003,7 @@
     </w:p>
     <w:p>
       <w:r>
+        <w:lastRenderedPageBreak/>
         <w:t>Want to add color without bleaching every strand of your natural hair? You guessed it. Extensions.</w:t>
       </w:r>
     </w:p>
